--- a/Space_News_16_07_2026.docx
+++ b/Space_News_16_07_2026.docx
@@ -155,7 +155,7 @@
           <w:b/>
           <w:sz w:val="26"/>
         </w:rPr>
-        <w:t>1. Excessive smartphone use affects memory &amp; relationships, warns psychologist</w:t>
+        <w:t>1. Department of space moves to stem exodus from key Isro missions; at least 100 quit in past few months: So - The Times of India</w:t>
       </w:r>
     </w:p>
     <w:p>
@@ -164,362 +164,6 @@
         <w:jc w:val="left"/>
       </w:pPr>
       <w:hyperlink r:id="rId12">
-        <w:r>
-          <w:rPr>
-            <w:color w:val="0000FF"/>
-            <w:u w:val="single"/>
-          </w:rPr>
-          <w:t>Read more</w:t>
-        </w:r>
-      </w:hyperlink>
-    </w:p>
-    <w:p>
-      <w:pPr>
-        <w:spacing w:after="120"/>
-        <w:jc w:val="center"/>
-      </w:pPr>
-      <w:r>
-        <w:drawing>
-          <wp:inline xmlns:a="http://schemas.openxmlformats.org/drawingml/2006/main" xmlns:pic="http://schemas.openxmlformats.org/drawingml/2006/picture">
-            <wp:extent cx="4389120" cy="4389120"/>
-            <wp:docPr id="3" name="Picture 3"/>
-            <wp:cNvGraphicFramePr>
-              <a:graphicFrameLocks noChangeAspect="1"/>
-            </wp:cNvGraphicFramePr>
-            <a:graphic>
-              <a:graphicData uri="http://schemas.openxmlformats.org/drawingml/2006/picture">
-                <pic:pic>
-                  <pic:nvPicPr>
-                    <pic:cNvPr id="0" name="image.png"/>
-                    <pic:cNvPicPr/>
-                  </pic:nvPicPr>
-                  <pic:blipFill>
-                    <a:blip r:embed="rId13"/>
-                    <a:stretch>
-                      <a:fillRect/>
-                    </a:stretch>
-                  </pic:blipFill>
-                  <pic:spPr>
-                    <a:xfrm>
-                      <a:off x="0" y="0"/>
-                      <a:ext cx="4389120" cy="4389120"/>
-                    </a:xfrm>
-                    <a:prstGeom prst="rect"/>
-                  </pic:spPr>
-                </pic:pic>
-              </a:graphicData>
-            </a:graphic>
-          </wp:inline>
-        </w:drawing>
-      </w:r>
-    </w:p>
-    <w:p>
-      <w:pPr>
-        <w:spacing w:after="120" w:line="276" w:lineRule="auto"/>
-        <w:jc w:val="both"/>
-      </w:pPr>
-      <w:r>
-        <w:rPr>
-          <w:rFonts w:ascii="Times New Roman" w:hAnsi="Times New Roman"/>
-          <w:sz w:val="24"/>
-        </w:rPr>
-        <w:t>PIONEER EDGE NEWS SERVICE/Dehradun From checking messages the moment a notification pops up to scrolling endlessly during free time, smartphones have become an inseparable part of daily life. Mental health experts, however, warn that excessive phone use is taking a toll on focus, memory and real-life relationships. A noted Dehradun-based psychologist, Bhagyalaxmi said that frequent notifications trigger the brain's system by creating an expectation of receiving new information, messages or social validation. "This encourages people to check their phones repeatedly, leading to a pattern that closely resembles behavioural addiction," she said. Sharing more, she said that constant interruptions make it harder for the brain to stay focused on one task for long. "Over time, excessive screen time may also affect memory as people increasingly depend on their phones instead of recalling information on their own. Regularly switching between apps and daily activities further reduces concentration and productivity," she warned. According to Bhagyalaxmi, warning signs of unhealthy smartphone dependence include feeling anxious without the phone, checking it repeatedly without any specific reason, being unable to reduce screen time, sleep disturbances and neglecting work, studies or personal relationships. Echoing the same view, a Dehradun user Sahil Mehra said that excessive phone use has reduced meaningful face-to-face conversations and weakened family interactions. "Even when people are sitting together, many remain busy looking at their screens instead of talking to one another," he said. Another user, Niharika Taak said that people now instinctively reach for their phones whenever they receive a notification or even when they are simply bored. "It has become a habit and we hardly realise it," she said. Bhagyalaxmi further warned that children and teenagers are more vulnerable to the effects of excessive smartphone use because their brains are still developing. She stressed that parents, schools and workplaces should encourage healthier digital habits by promoting offline activities, setting screen-time limits and creating device-free spaces. "If left unchecked, prolonged smartphone use may contribute to stress, anxiety, erratic sleep pattern and a decline in overall mental well-being," she cautioned.</w:t>
-      </w:r>
-    </w:p>
-    <w:p>
-      <w:pPr>
-        <w:pBdr>
-          <w:bottom w:val="single" w:sz="6" w:space="6" w:color="A6A6A6"/>
-        </w:pBdr>
-      </w:pPr>
-    </w:p>
-    <w:p/>
-    <w:p>
-      <w:pPr>
-        <w:spacing w:after="60"/>
-      </w:pPr>
-      <w:r>
-        <w:rPr>
-          <w:rFonts w:ascii="Times New Roman" w:hAnsi="Times New Roman"/>
-          <w:b/>
-          <w:sz w:val="26"/>
-        </w:rPr>
-        <w:t>2. UP has provided over 9 lakh govt jobs transparently since 2017: CM Yogi Adityanath</w:t>
-      </w:r>
-    </w:p>
-    <w:p>
-      <w:pPr>
-        <w:spacing w:after="80"/>
-        <w:jc w:val="left"/>
-      </w:pPr>
-      <w:hyperlink r:id="rId14">
-        <w:r>
-          <w:rPr>
-            <w:color w:val="0000FF"/>
-            <w:u w:val="single"/>
-          </w:rPr>
-          <w:t>Read more</w:t>
-        </w:r>
-      </w:hyperlink>
-    </w:p>
-    <w:p>
-      <w:pPr>
-        <w:spacing w:after="120"/>
-        <w:jc w:val="center"/>
-      </w:pPr>
-      <w:r>
-        <w:drawing>
-          <wp:inline xmlns:a="http://schemas.openxmlformats.org/drawingml/2006/main" xmlns:pic="http://schemas.openxmlformats.org/drawingml/2006/picture">
-            <wp:extent cx="4389120" cy="4389120"/>
-            <wp:docPr id="4" name="Picture 4"/>
-            <wp:cNvGraphicFramePr>
-              <a:graphicFrameLocks noChangeAspect="1"/>
-            </wp:cNvGraphicFramePr>
-            <a:graphic>
-              <a:graphicData uri="http://schemas.openxmlformats.org/drawingml/2006/picture">
-                <pic:pic>
-                  <pic:nvPicPr>
-                    <pic:cNvPr id="0" name="image.png"/>
-                    <pic:cNvPicPr/>
-                  </pic:nvPicPr>
-                  <pic:blipFill>
-                    <a:blip r:embed="rId15"/>
-                    <a:stretch>
-                      <a:fillRect/>
-                    </a:stretch>
-                  </pic:blipFill>
-                  <pic:spPr>
-                    <a:xfrm>
-                      <a:off x="0" y="0"/>
-                      <a:ext cx="4389120" cy="4389120"/>
-                    </a:xfrm>
-                    <a:prstGeom prst="rect"/>
-                  </pic:spPr>
-                </pic:pic>
-              </a:graphicData>
-            </a:graphic>
-          </wp:inline>
-        </w:drawing>
-      </w:r>
-    </w:p>
-    <w:p>
-      <w:pPr>
-        <w:spacing w:after="120" w:line="276" w:lineRule="auto"/>
-        <w:jc w:val="both"/>
-      </w:pPr>
-      <w:r>
-        <w:rPr>
-          <w:rFonts w:ascii="Times New Roman" w:hAnsi="Times New Roman"/>
-          <w:sz w:val="24"/>
-        </w:rPr>
-        <w:t>- Governance - 3 min read The CM said Uttar Pradesh's demographic dividend would be central to achieving the state's ambition of becoming a $1-trillion economy, stressing that investments in skill development and industry-oriented training were critical to creating employment. ETGovernment Desk - ETGovernment - Published On Jul 15, 2026 at 10:56 PM IST Select ETGovernment as Preferred Choice on Google Copy Link Share on WhatsApp Share on Linkedin Share on X Share on Telegram Share on Facebook Chief minister Yogi Adityanath said the state has provided more than 9 lakh government jobs over the past nine years through a transparent recruitment process, while over 3.25 crore youth, artisans and entrepreneurs have been linked to employment and self-employment opportunities. Lucknow: Uttar Pradesh Chief Minister Yogi Adityanath on Tuesday said that his government has provided more than 9 lakh government jobs through a transparent recruitment process over the past nine years. Addressing a felicitation ceremony for youth trained under the Uttar Pradesh Skill Development Mission and Industrial Training Institutes (ITIs) on the occasion of World Youth Skills Day , the chief minister said the state has provided more than 9 lakh government jobs over the past nine years through a transparent recruitment process, while over 3.25 crore youth, artisans and entrepreneurs have been linked to employment and self-employment opportunities. Advt The chief minister said Uttar Pradesh's demographic dividend would be central to achieving the state's ambition of becoming a $1-trillion economy, stressing that investments in skill development and industry-oriented training were critical to creating employment. He said the state's Industrial Training Institutes and skill development centres are expanding training beyond conventional trades to emerging technologies such as artificial intelligence, robotics, drone technology, 3D printing and semiconductor manufacturing. According to him, these programmes will be extended beyond major urban centres to districts including Mahoba, Chitrakoot, Sonbhadra, Ballia and Bahraich. Adityanath also highlighted the state's industrial ecosystem, saying Uttar Pradesh now has around 96 lakh MSME units that form the backbone of its economy. He said traditional sectors such as Moradabad's brassware, Firozabad's glass industry, Bhadohi's carpets, Lucknow's chikankari, Banarasi textiles and Azamgarh's black pottery have received renewed policy support under the current government. Referring to defence manufacturing, the chief minister said the BrahMos missile production facility being developed in Lucknow has already generated employment for around 500 ITI, polytechnic and engineering graduates from across Uttar Pradesh. He said the project was retained in Lucknow to maximise employment opportunities for local youth. Strengthening overseas employment initiatives Adityanath also announced that the government is strengthening overseas employment initiatives by providing language training for countries such as Japan, enabling skilled youth to access international job opportunities. He said industrial and employment zones named after Sardar Vallabhbhai Patel are being planned across districts through coordination between the MSME, Skill Development, Vocational Education, Labour and Employment departments to encourage entrepreneurship and job creation. Urging young people to become job creators rather than job seekers, the chief minister said demand for skilled workers was growing across sectors including electronics, advanced manufacturing, digital services, piped natural gas and the Har Ghar Nal Yojana. During the event, Adityanath felicitated youth trained under the state's skill development programmes and interacted with beneficiaries showcasing products developed through vocational training. UPSDM launches digital skilling platforms At the World Youth Skills Day programme in Lucknow, Minister of State (Independent Charge) for Vocational Education, Skill Development and Entrepreneurship Kapil Dev Agrawal inaugurated Kaushal Setu, a digital portal of the Uttar Pradesh Skill Development Mission (UPSDM) that will enable the online registration and empanelment of training partners. The platform digitises the entire application process, including document submission, with the objective of reducing paperwork and improving transparency. The minister also launched Kaushal Sarathi, a portal that allows young people to locate district-wise training centres, courses and authorised training partners through an interactive digital map. The platform provides information on training centre locations, contact details and available programmes, helping candidates identify suitable skill courses. During the event, UPSDM signed memorandums of understanding with KLK Private Limited and Winsome Textile Industries Ltd to provide industry-led training and placement opportunities in sectors such as robotics, artificial intelligence and textiles. A coffee table book titled Skilling the Future Uttar Pradesh: Journey from Training to Transformation was also released, showcasing the state's skill development initiatives and outcomes. ETGovernment Desk , --&gt; - By - See more on: - Uttar Pradesh government jobs , - Yogi Adityanath employment initiatives , - skill development training , - Uttar Pradesh Skill Development Mission , - World Youth Skills Day Telegram Facebook Comments What are your thoughts? Comment Now --&gt; Comment Now Read Comment (1) All Comments By commenting, you agree to the Prohibited Content Policy Post Find this Comment Offensive? Choose your reason below and click on the submit button. This will alert our moderators to take actions REASONS FOR REPORTING Foul Language Defamatory Inciting hatred against a certain community Out of Context / Spam Others Report Join the community of 2M+ industry professionals. Subscribe to Newsletter to get latest insights &amp; analysis in your inbox. All about ETGovernment industry right on your smartphone! - Download the ETGovernment App and get the Realtime updates and Save your favourite articles. Scan to download App --&gt;</w:t>
-      </w:r>
-    </w:p>
-    <w:p>
-      <w:pPr>
-        <w:pBdr>
-          <w:bottom w:val="single" w:sz="6" w:space="6" w:color="A6A6A6"/>
-        </w:pBdr>
-      </w:pPr>
-    </w:p>
-    <w:p/>
-    <w:p>
-      <w:pPr>
-        <w:spacing w:after="60"/>
-      </w:pPr>
-      <w:r>
-        <w:rPr>
-          <w:rFonts w:ascii="Times New Roman" w:hAnsi="Times New Roman"/>
-          <w:b/>
-          <w:sz w:val="26"/>
-        </w:rPr>
-        <w:t>3. India Launches Campaign for '28-29 Non-Perm UNSC Seat</w:t>
-      </w:r>
-    </w:p>
-    <w:p>
-      <w:pPr>
-        <w:spacing w:after="80"/>
-        <w:jc w:val="left"/>
-      </w:pPr>
-      <w:hyperlink r:id="rId16">
-        <w:r>
-          <w:rPr>
-            <w:color w:val="0000FF"/>
-            <w:u w:val="single"/>
-          </w:rPr>
-          <w:t>Read more</w:t>
-        </w:r>
-      </w:hyperlink>
-    </w:p>
-    <w:p>
-      <w:pPr>
-        <w:spacing w:after="120"/>
-        <w:jc w:val="center"/>
-      </w:pPr>
-      <w:r>
-        <w:drawing>
-          <wp:inline xmlns:a="http://schemas.openxmlformats.org/drawingml/2006/main" xmlns:pic="http://schemas.openxmlformats.org/drawingml/2006/picture">
-            <wp:extent cx="4389120" cy="4389120"/>
-            <wp:docPr id="5" name="Picture 5"/>
-            <wp:cNvGraphicFramePr>
-              <a:graphicFrameLocks noChangeAspect="1"/>
-            </wp:cNvGraphicFramePr>
-            <a:graphic>
-              <a:graphicData uri="http://schemas.openxmlformats.org/drawingml/2006/picture">
-                <pic:pic>
-                  <pic:nvPicPr>
-                    <pic:cNvPr id="0" name="image.png"/>
-                    <pic:cNvPicPr/>
-                  </pic:nvPicPr>
-                  <pic:blipFill>
-                    <a:blip r:embed="rId15"/>
-                    <a:stretch>
-                      <a:fillRect/>
-                    </a:stretch>
-                  </pic:blipFill>
-                  <pic:spPr>
-                    <a:xfrm>
-                      <a:off x="0" y="0"/>
-                      <a:ext cx="4389120" cy="4389120"/>
-                    </a:xfrm>
-                    <a:prstGeom prst="rect"/>
-                  </pic:spPr>
-                </pic:pic>
-              </a:graphicData>
-            </a:graphic>
-          </wp:inline>
-        </w:drawing>
-      </w:r>
-    </w:p>
-    <w:p>
-      <w:pPr>
-        <w:spacing w:after="120" w:line="276" w:lineRule="auto"/>
-        <w:jc w:val="both"/>
-      </w:pPr>
-      <w:r>
-        <w:rPr>
-          <w:rFonts w:ascii="Times New Roman" w:hAnsi="Times New Roman"/>
-          <w:sz w:val="24"/>
-        </w:rPr>
-        <w:t>- Governance - 1 min read India's priorities include the Voice of the Global South and reformed multilateralism. The nation will also focus on AI's impact and countering terror financing. Stronger maritime cooperation and seafarer safety are also key concerns. Dipanjan Roy Chaudhury - ETGovernment - Published On Jul 15, 2026 at 05:33 PM IST Select ETGovernment as Preferred Choice on Google Copy Link Share on WhatsApp Share on Linkedin Share on X Share on Telegram Share on Facebook India has launched its campaign for a non-permanent UN Security Council seat. External affairs minister S Jaishankar unveiled the SHANTI framework for global governance. New Delhi: India has launched its campaign for a non-permanent seat on the UN Security Council (UNSC) for the 2028-29 term, with external affairs minister S Jaishankar unveiling the 'SHANTI' framework as the cornerstone of New Delhi's approach to global governance . Launching the campaign at an event at the UN headquarters in New York on Tuesday, attended by diplomats and UN officials, he said India's engagement with the UN would be guided by SHANTI - Securing Holistic Advancement through Norms, Trust, Integrity. Advt He outlined six priorities for India's candidature: Voice of the Global South, advancing reformed multilateralism, promoting future-ready peacekeeping, addressing threats arising from the misuse of artificial intelligence, securing maritime commons and countering terror financing. "We are all aware that global governance has to reform in order to transform," Jaishankar said. "For that to happen, multilateralism must be democratic, representative and effective... There will be understandably different points of view and divergent interests on the major issues of the day. But that only enhances the value of harmonising them and enabling the Security Council to be more robust, responsive and ready. Nations like India, which have a long history of bridging differences and building consensus, can certainly make their due contribution." Jaishankar said India had put forward a human-centric vision of AI that draws on both its capabilities and India's traditions. "That is why the recent AI Impact Summit in India was based on a vision of 'AI for all'. Equally important, we are also determined to counter the misuse of AI and threats it may pose to international peace and security in different ways," he said. Calling for stronger maritime cooperation, he said: "The safety of seafarers is another major concern thrown up by developments in the Gulf." Dipanjan Roy Chaudhury , --&gt; - By - See more on: - India UN Security Council 2028-29 , - SHANTI framework , - Non-permanent seat UNSC , - S Jaishankar , - Global governance Telegram Facebook Comments What are your thoughts? Comment Now --&gt; Comment Now Read Comment (1) All Comments By commenting, you agree to the Prohibited Content Policy Post Find this Comment Offensive? Choose your reason below and click on the submit button. This will alert our moderators to take actions REASONS FOR REPORTING Foul Language Defamatory Inciting hatred against a certain community Out of Context / Spam Others Report Join the community of 2M+ industry professionals. Subscribe to Newsletter to get latest insights &amp; analysis in your inbox. All about ETGovernment industry right on your smartphone! - Download the ETGovernment App and get the Realtime updates and Save your favourite articles. Scan to download App --&gt;</w:t>
-      </w:r>
-    </w:p>
-    <w:p>
-      <w:pPr>
-        <w:pBdr>
-          <w:bottom w:val="single" w:sz="6" w:space="6" w:color="A6A6A6"/>
-        </w:pBdr>
-      </w:pPr>
-    </w:p>
-    <w:p/>
-    <w:p>
-      <w:pPr>
-        <w:spacing w:after="60"/>
-      </w:pPr>
-      <w:r>
-        <w:rPr>
-          <w:rFonts w:ascii="Times New Roman" w:hAnsi="Times New Roman"/>
-          <w:b/>
-          <w:sz w:val="26"/>
-        </w:rPr>
-        <w:t>4. UP to host over 200 Japanese CEOs in August as Yamanashi pushes investment partnerships</w:t>
-      </w:r>
-    </w:p>
-    <w:p>
-      <w:pPr>
-        <w:spacing w:after="80"/>
-        <w:jc w:val="left"/>
-      </w:pPr>
-      <w:hyperlink r:id="rId17">
-        <w:r>
-          <w:rPr>
-            <w:color w:val="0000FF"/>
-            <w:u w:val="single"/>
-          </w:rPr>
-          <w:t>Read more</w:t>
-        </w:r>
-      </w:hyperlink>
-    </w:p>
-    <w:p>
-      <w:pPr>
-        <w:spacing w:after="120"/>
-        <w:jc w:val="center"/>
-      </w:pPr>
-      <w:r>
-        <w:drawing>
-          <wp:inline xmlns:a="http://schemas.openxmlformats.org/drawingml/2006/main" xmlns:pic="http://schemas.openxmlformats.org/drawingml/2006/picture">
-            <wp:extent cx="4389120" cy="4389120"/>
-            <wp:docPr id="6" name="Picture 6"/>
-            <wp:cNvGraphicFramePr>
-              <a:graphicFrameLocks noChangeAspect="1"/>
-            </wp:cNvGraphicFramePr>
-            <a:graphic>
-              <a:graphicData uri="http://schemas.openxmlformats.org/drawingml/2006/picture">
-                <pic:pic>
-                  <pic:nvPicPr>
-                    <pic:cNvPr id="0" name="image.png"/>
-                    <pic:cNvPicPr/>
-                  </pic:nvPicPr>
-                  <pic:blipFill>
-                    <a:blip r:embed="rId15"/>
-                    <a:stretch>
-                      <a:fillRect/>
-                    </a:stretch>
-                  </pic:blipFill>
-                  <pic:spPr>
-                    <a:xfrm>
-                      <a:off x="0" y="0"/>
-                      <a:ext cx="4389120" cy="4389120"/>
-                    </a:xfrm>
-                    <a:prstGeom prst="rect"/>
-                  </pic:spPr>
-                </pic:pic>
-              </a:graphicData>
-            </a:graphic>
-          </wp:inline>
-        </w:drawing>
-      </w:r>
-    </w:p>
-    <w:p>
-      <w:pPr>
-        <w:spacing w:after="120" w:line="276" w:lineRule="auto"/>
-        <w:jc w:val="both"/>
-      </w:pPr>
-      <w:r>
-        <w:rPr>
-          <w:rFonts w:ascii="Times New Roman" w:hAnsi="Times New Roman"/>
-          <w:sz w:val="24"/>
-        </w:rPr>
-        <w:t>- Economy - 1 min read The visit is aimed at exploring investment opportunities across priority sectors including manufacturing, renewable energy, green hydrogen, automobiles, food processing, GCCs, tourism and skill development, while strengthening economic and technology partnerships between UP and Japan. ETGovernment Desk - ETGovernment - Published On Jul 15, 2026 at 10:10 PM IST Select ETGovernment as Preferred Choice on Google Copy Link Share on WhatsApp Share on Linkedin Share on X Share on Telegram Share on Facebook Ahead of the visit, a 12-member delegation from Yamanashi Prefecture, led by Narendra Upadhyay, Advisor to the Prefectural Government, met officials at Invest UP in Lucknow to finalise the itinerary and business engagement plan. Lucknow: Uttar Pradesh is set to host one of its largest Japanese business delegations next month, with more than 200 chief executives from Japan, including companies from Yamanashi Prefecture , scheduled to visit the state from August 19 for a five-day investment outreach programme. The visit is aimed at exploring investment opportunities across priority sectors including manufacturing , renewable energy, green hydrogen, automobiles, food processing, Global Capability Centres (GCCs), tourism and skill development, while strengthening economic and technology partnerships between Uttar Pradesh and Japan. Advt Ahead of the visit, a 12-member delegation from Yamanashi Prefecture, led by Narendra Upadhyay, Advisor to the Prefectural Government, met officials at Invest UP in Lucknow to finalise the itinerary and business engagement plan. The visit follows Chief Minister Yogi Adityanath's recent outreach to Japan and is expected to build on discussions held during that tour. The preparatory meeting was chaired by Infrastructure and Industrial Development Commissioner (IIDC) Deepak Kumar and attended by Invest UP CEO Vijay Kiran Anand and Additional CEO Shashank Chaudhary. According to officials, the August programme will feature government-to-business (G2B) and business-to-business (B2B) meetings involving senior state officials, Japanese companies and industry stakeholders. The discussions will focus on facilitating investments in manufacturing, clean energy, green hydrogen, GCCs, automotive, food processing, and workforce collaboration. Officials said the visit could culminate in the signing of fresh memorandums of understanding (MoUs), issuance of Letters of Comfort (LoCs) and land allotments for proposed investment projects in the state. As part of the preparatory engagements, the Yamanashi delegation also met Tourism and Culture Minister Jaiveer Singh to discuss opportunities for expanding tourism and cultural cooperation. The discussions covered tourism infrastructure development, improved connectivity, heritage conservation, and potential investments in hospitality and wellness tourism. ETGovernment Desk , --&gt; - By - See more on: - Uttar Pradesh , - Japanese CEOs , - Yamanashi Prefecture , - investment opportunities , - manufacturing Telegram Facebook Comments What are your thoughts? Comment Now --&gt; Comment Now Read Comment (1) All Comments By commenting, you agree to the Prohibited Content Policy Post Find this Comment Offensive? Choose your reason below and click on the submit button. This will alert our moderators to take actions REASONS FOR REPORTING Foul Language Defamatory Inciting hatred against a certain community Out of Context / Spam Others Report Join the community of 2M+ industry professionals. Subscribe to Newsletter to get latest insights &amp; analysis in your inbox. All about ETGovernment industry right on your smartphone! - Download the ETGovernment App and get the Realtime updates and Save your favourite articles. Scan to download App --&gt;</w:t>
-      </w:r>
-    </w:p>
-    <w:p>
-      <w:pPr>
-        <w:pBdr>
-          <w:bottom w:val="single" w:sz="6" w:space="6" w:color="A6A6A6"/>
-        </w:pBdr>
-      </w:pPr>
-    </w:p>
-    <w:p/>
-    <w:p>
-      <w:pPr>
-        <w:spacing w:after="60"/>
-      </w:pPr>
-      <w:r>
-        <w:rPr>
-          <w:rFonts w:ascii="Times New Roman" w:hAnsi="Times New Roman"/>
-          <w:b/>
-          <w:sz w:val="26"/>
-        </w:rPr>
-        <w:t>5. Department of space moves to stem exodus from key Isro missions; at least 100 quit in past few months: So - The Times of India</w:t>
-      </w:r>
-    </w:p>
-    <w:p>
-      <w:pPr>
-        <w:spacing w:after="80"/>
-        <w:jc w:val="left"/>
-      </w:pPr>
-      <w:hyperlink r:id="rId18">
         <w:r>
           <w:rPr>
             <w:color w:val="0000FF"/>
@@ -566,7 +210,7 @@
           <w:b/>
           <w:sz w:val="26"/>
         </w:rPr>
-        <w:t>6. Special YUVIKA Programme for Oman Students - ISRO</w:t>
+        <w:t>2. Special YUVIKA Programme for Oman Students - ISRO</w:t>
       </w:r>
     </w:p>
     <w:p>
@@ -574,7 +218,7 @@
         <w:spacing w:after="80"/>
         <w:jc w:val="left"/>
       </w:pPr>
-      <w:hyperlink r:id="rId19">
+      <w:hyperlink r:id="rId13">
         <w:r>
           <w:rPr>
             <w:color w:val="0000FF"/>
@@ -621,7 +265,7 @@
           <w:b/>
           <w:sz w:val="26"/>
         </w:rPr>
-        <w:t>7. ISRO resignations: Govt tightens exit rules for Gaganyaan and other critical projects after 100+ reported - The Economic Times</w:t>
+        <w:t>3. ISRO resignations: Govt tightens exit rules for Gaganyaan and other critical projects after 100+ reported - The Economic Times</w:t>
       </w:r>
     </w:p>
     <w:p>
@@ -629,7 +273,7 @@
         <w:spacing w:after="80"/>
         <w:jc w:val="left"/>
       </w:pPr>
-      <w:hyperlink r:id="rId20">
+      <w:hyperlink r:id="rId14">
         <w:r>
           <w:rPr>
             <w:color w:val="0000FF"/>
@@ -648,7 +292,7 @@
         <w:drawing>
           <wp:inline xmlns:a="http://schemas.openxmlformats.org/drawingml/2006/main" xmlns:pic="http://schemas.openxmlformats.org/drawingml/2006/picture">
             <wp:extent cx="4389120" cy="2173559"/>
-            <wp:docPr id="7" name="Picture 7"/>
+            <wp:docPr id="3" name="Picture 3"/>
             <wp:cNvGraphicFramePr>
               <a:graphicFrameLocks noChangeAspect="1"/>
             </wp:cNvGraphicFramePr>
@@ -660,7 +304,7 @@
                     <pic:cNvPicPr/>
                   </pic:nvPicPr>
                   <pic:blipFill>
-                    <a:blip r:embed="rId21"/>
+                    <a:blip r:embed="rId15"/>
                     <a:stretch>
                       <a:fillRect/>
                     </a:stretch>
@@ -710,7 +354,7 @@
           <w:b/>
           <w:sz w:val="26"/>
         </w:rPr>
-        <w:t>8. NASA Uses Subscale Aircraft to Accelerate Flight Innovation</w:t>
+        <w:t>4. NASA Uses Subscale Aircraft to Accelerate Flight Innovation</w:t>
       </w:r>
     </w:p>
     <w:p>
@@ -718,7 +362,7 @@
         <w:spacing w:after="80"/>
         <w:jc w:val="left"/>
       </w:pPr>
-      <w:hyperlink r:id="rId22">
+      <w:hyperlink r:id="rId16">
         <w:r>
           <w:rPr>
             <w:color w:val="0000FF"/>
@@ -765,7 +409,7 @@
           <w:b/>
           <w:sz w:val="26"/>
         </w:rPr>
-        <w:t>9. NASA Study of Pristine Meteorite Adds to Story of Ancient Asteroids</w:t>
+        <w:t>5. NASA Study of Pristine Meteorite Adds to Story of Ancient Asteroids</w:t>
       </w:r>
     </w:p>
     <w:p>
@@ -773,7 +417,7 @@
         <w:spacing w:after="80"/>
         <w:jc w:val="left"/>
       </w:pPr>
-      <w:hyperlink r:id="rId23">
+      <w:hyperlink r:id="rId17">
         <w:r>
           <w:rPr>
             <w:color w:val="0000FF"/>
@@ -792,7 +436,7 @@
         <w:drawing>
           <wp:inline xmlns:a="http://schemas.openxmlformats.org/drawingml/2006/main" xmlns:pic="http://schemas.openxmlformats.org/drawingml/2006/picture">
             <wp:extent cx="4389120" cy="2623572"/>
-            <wp:docPr id="8" name="Picture 8"/>
+            <wp:docPr id="4" name="Picture 4"/>
             <wp:cNvGraphicFramePr>
               <a:graphicFrameLocks noChangeAspect="1"/>
             </wp:cNvGraphicFramePr>
@@ -804,7 +448,7 @@
                     <pic:cNvPicPr/>
                   </pic:nvPicPr>
                   <pic:blipFill>
-                    <a:blip r:embed="rId24"/>
+                    <a:blip r:embed="rId18"/>
                     <a:stretch>
                       <a:fillRect/>
                     </a:stretch>
@@ -854,7 +498,7 @@
           <w:b/>
           <w:sz w:val="26"/>
         </w:rPr>
-        <w:t>10. How NASA's Artemis III Lander Test Will Pave Way for Moon Landings</w:t>
+        <w:t>6. How NASA's Artemis III Lander Test Will Pave Way for Moon Landings</w:t>
       </w:r>
     </w:p>
     <w:p>
@@ -862,7 +506,7 @@
         <w:spacing w:after="80"/>
         <w:jc w:val="left"/>
       </w:pPr>
-      <w:hyperlink r:id="rId25">
+      <w:hyperlink r:id="rId19">
         <w:r>
           <w:rPr>
             <w:color w:val="0000FF"/>
@@ -881,7 +525,7 @@
         <w:drawing>
           <wp:inline xmlns:a="http://schemas.openxmlformats.org/drawingml/2006/main" xmlns:pic="http://schemas.openxmlformats.org/drawingml/2006/picture">
             <wp:extent cx="4389120" cy="2926080"/>
-            <wp:docPr id="9" name="Picture 9"/>
+            <wp:docPr id="5" name="Picture 5"/>
             <wp:cNvGraphicFramePr>
               <a:graphicFrameLocks noChangeAspect="1"/>
             </wp:cNvGraphicFramePr>
@@ -893,7 +537,7 @@
                     <pic:cNvPicPr/>
                   </pic:nvPicPr>
                   <pic:blipFill>
-                    <a:blip r:embed="rId26"/>
+                    <a:blip r:embed="rId20"/>
                     <a:stretch>
                       <a:fillRect/>
                     </a:stretch>
@@ -943,7 +587,7 @@
           <w:b/>
           <w:sz w:val="26"/>
         </w:rPr>
-        <w:t>11. Anil Menon Launches to Space Station</w:t>
+        <w:t>7. Anil Menon Launches to Space Station</w:t>
       </w:r>
     </w:p>
     <w:p>
@@ -951,7 +595,7 @@
         <w:spacing w:after="80"/>
         <w:jc w:val="left"/>
       </w:pPr>
-      <w:hyperlink r:id="rId27">
+      <w:hyperlink r:id="rId21">
         <w:r>
           <w:rPr>
             <w:color w:val="0000FF"/>
@@ -998,7 +642,7 @@
           <w:b/>
           <w:sz w:val="26"/>
         </w:rPr>
-        <w:t>12. NASA's Perseverance Rover Provides Sweeping View of Broom Point</w:t>
+        <w:t>8. NASA's Perseverance Rover Provides Sweeping View of Broom Point</w:t>
       </w:r>
     </w:p>
     <w:p>
@@ -1006,7 +650,7 @@
         <w:spacing w:after="80"/>
         <w:jc w:val="left"/>
       </w:pPr>
-      <w:hyperlink r:id="rId28">
+      <w:hyperlink r:id="rId22">
         <w:r>
           <w:rPr>
             <w:color w:val="0000FF"/>
@@ -1025,7 +669,7 @@
         <w:drawing>
           <wp:inline xmlns:a="http://schemas.openxmlformats.org/drawingml/2006/main" xmlns:pic="http://schemas.openxmlformats.org/drawingml/2006/picture">
             <wp:extent cx="4389120" cy="1549908"/>
-            <wp:docPr id="10" name="Picture 10"/>
+            <wp:docPr id="6" name="Picture 6"/>
             <wp:cNvGraphicFramePr>
               <a:graphicFrameLocks noChangeAspect="1"/>
             </wp:cNvGraphicFramePr>
@@ -1037,7 +681,7 @@
                     <pic:cNvPicPr/>
                   </pic:nvPicPr>
                   <pic:blipFill>
-                    <a:blip r:embed="rId29"/>
+                    <a:blip r:embed="rId23"/>
                     <a:stretch>
                       <a:fillRect/>
                     </a:stretch>
@@ -1087,7 +731,7 @@
           <w:b/>
           <w:sz w:val="26"/>
         </w:rPr>
-        <w:t>13. Perseverance's Trip to 'Broom Point'</w:t>
+        <w:t>9. Perseverance's Trip to 'Broom Point'</w:t>
       </w:r>
     </w:p>
     <w:p>
@@ -1095,7 +739,7 @@
         <w:spacing w:after="80"/>
         <w:jc w:val="left"/>
       </w:pPr>
-      <w:hyperlink r:id="rId30">
+      <w:hyperlink r:id="rId24">
         <w:r>
           <w:rPr>
             <w:color w:val="0000FF"/>
@@ -1114,7 +758,7 @@
         <w:drawing>
           <wp:inline xmlns:a="http://schemas.openxmlformats.org/drawingml/2006/main" xmlns:pic="http://schemas.openxmlformats.org/drawingml/2006/picture">
             <wp:extent cx="4389120" cy="1728216"/>
-            <wp:docPr id="11" name="Picture 11"/>
+            <wp:docPr id="7" name="Picture 7"/>
             <wp:cNvGraphicFramePr>
               <a:graphicFrameLocks noChangeAspect="1"/>
             </wp:cNvGraphicFramePr>
@@ -1126,7 +770,7 @@
                     <pic:cNvPicPr/>
                   </pic:nvPicPr>
                   <pic:blipFill>
-                    <a:blip r:embed="rId31"/>
+                    <a:blip r:embed="rId25"/>
                     <a:stretch>
                       <a:fillRect/>
                     </a:stretch>
@@ -1176,7 +820,7 @@
           <w:b/>
           <w:sz w:val="26"/>
         </w:rPr>
-        <w:t>14. NASA's Perseverance Rover Reads Record of Ancient Mars Impacts</w:t>
+        <w:t>10. 'Full steam ahead': NASA ramps up prep for Artemis III astronaut launch in 2027</w:t>
       </w:r>
     </w:p>
     <w:p>
@@ -1184,62 +828,7 @@
         <w:spacing w:after="80"/>
         <w:jc w:val="left"/>
       </w:pPr>
-      <w:hyperlink r:id="rId32">
-        <w:r>
-          <w:rPr>
-            <w:color w:val="0000FF"/>
-            <w:u w:val="single"/>
-          </w:rPr>
-          <w:t>Read more</w:t>
-        </w:r>
-      </w:hyperlink>
-    </w:p>
-    <w:p>
-      <w:pPr>
-        <w:jc w:val="center"/>
-      </w:pPr>
-      <w:r/>
-    </w:p>
-    <w:p>
-      <w:pPr>
-        <w:spacing w:after="120" w:line="276" w:lineRule="auto"/>
-        <w:jc w:val="both"/>
-      </w:pPr>
-      <w:r>
-        <w:rPr>
-          <w:rFonts w:ascii="Times New Roman" w:hAnsi="Times New Roman"/>
-          <w:sz w:val="24"/>
-        </w:rPr>
-        <w:t>NASA's Perseverance took this selfie at "Witch Hazel Hill" on Jezero Crater's rim on May 10, 2025. The small dark hole in the rock in front of the rover is the borehole made when the rover collected the "Bell Island" sample. The small puff of dust left of center and below the horizon line is a dust devil. NASA/JPL-Caltech/MSSS NASA's Perseverance Mars rover has uncovered evidence that a 245-foot-thick (75-meter-thick) stack of ancient rock on the rim of Jezero Crater was built by repeated asteroid impacts. Referred to as the "Broom Point member" by the rover's science team, this sequence of layered bedrock is likely more than 3.9 billion years old, making it among the oldest terrain ever examined by a Mars rover. Released Wednesday in the Journal of Geophysical Research: Planets, the findings offer a window into one of the most tumultuous chapters in the history of the solar system. "Since leaving Jezero, Perseverance has been exploring a brand-new frontier, both geographically and geologically - a chapter of Martian time that predates the crater itself," said Ken Farley, Perseverance deputy project scientist at Caltech in Pasadena, California. "On Earth, our earliest geologic history has been fundamentally broken up, deformed, and erased by plate tectonics. Because Mars lacks plate tectonics to recycle its crust, this ancient record remains intact, giving us a rare glimpse into a geological time period that doesn't exist on our own planet." Reading between layers After ascending the western rim of Jezero Crater in late 2024, Perseverance began examining surrounding locations with its science instruments. Their data at Broom Point revealed six distinct rock types, including breccias - rocks composed of angular fragments - alternating with layers of fine-grained, pulverized rock dust. Rock fragments within the breccias are pocked with gas-bubble cavities, indicating they were once molten. The presence of tiny, dark, glassy beads within the layers offered an important clue about how these rocks formed. While volcanoes can produce similar glassy droplets, they rarely occur in such high abundance, pointing to asteroid impacts, instead, as the primary architect. In fact, the largest beads rival those flung out by the dinosaur-killing Chicxulub asteroid's impact on Earth. NASA's Perseverance rover captured its own tracks descending from the rim of Jezero Crater. The bright-colored rocks running from middle left to middle right of the image, a formation dubbed the "Broom Point member," are likely more than 3.9 billion years old, making them among the oldest terrain ever examined by a Mars rover. NASA/JPL-Caltech/ASU/MSSS The repetition of these distinct rock types multiple times throughout this thick sequence of rock indicates that high-energy impact events happened again and again across this region of early Mars. "The different rock layers are a record of variable-sized impacts occurring at different distances from where this rock sequence was accumulating," said Alex Jones, a Ph.D. student in planetary geology at Imperial College London and lead author of the paper. "Some large impacts took place very far away, some small impacts nearby. Their debris all ended up landing here, constructing this thick section of rock." How these layers formed may suggest an interaction with water or ice. Several of the layers look like they may have been formed by fast, ground-hugging debris flows. On Earth, these powerful, fluidlike surges can occur when molten rock hits water or ice that instantly flashes into steam. Cosmic one-two punch Some of Broom Point's layers tilt at angles exceeding 80 degrees - nearly vertical - which is far too steep to be caused by the impact that created Jezero Crater. Instead, scientists suspect a cosmic "one-two punch" shaped this landscape long ago. First, a colossal asteroid impact created the 1,200-mile-wide (1,900-kilometer-wide) Isidis Basin, one of the largest impact basins on Mars, upending and tilting the once-flat rock layers. Later, a second asteroid likely struck, forming Jezero Crater, which measures 28 miles (45 kilometers) across. This second impact fractured and uplifted the already-tilted rocks into the dramatic formations the rover sees today. To pin down exactly when these events took place, the Perseverance team collected two core samples, dubbed "Bell Island" and "Main River." If a future mission were to return them to Earth, laboratory dating could determine when and how often impacts were occurring on early Mars - and, by extension, the infant Earth, whose own early impact record has been erased by billions of years of plate tectonics. "During this violent era, it wasn't rain or snow falling from the sky, but an almost constant barrage of molten rock droplets and pulverized dust kicked up by asteroid impacts," said Jones. "If we can pin down the ages of these layers, it would be like reading a cosmic weather report from 4 billion years ago." This orbital map shows the path NASA's Perseverance Mars rover took from its 2021 landing site in Jezero Crater to the "Broom Point" location in mid-2025. NASA/JPL-Caltech/MRO/HIRISE/UA/ICL More about Perseverance NASA's Jet Propulsion Laboratory in Southern California, which is managed for the agency by Caltech, built and manages operations of the Perseverance rover on behalf of the agency's Science Mission Directorate in Washington, as part of NASA's Mars Exploration Program portfolio. Arizona State University leads the operations of the rover's Mastcam-Z instrument, working in collaboration with Malin Space Science Systems in San Diego, on the design, fabrication, testing, and operation of the cameras. SuperCam is led by Los Alamos National Laboratory in New Mexico, where the instrument's Body Unit was developed. The rover's SHERLOC (Scanning Habitable Environments with Raman and Luminescence for Organics and Chemicals) instrument was built at NASA JPL, and its WATSON (Wide Angle Topographic Sensor for Operations and eNgineering) camera was built at Malin Space Science Systems. For more information on NASA's Perseverance, visit: https://science.nasa.gov/mission/mars-2020-perseverance News Media Contacts DC Agle Jet Propulsion Laboratory, Pasadena, Calif. 818-393-9011 agle@jpl.nasa.gov Karen Fox / Alana Johnson NASA Headquarters, Washington 240-285-5155 / 202-672-4780 karen.c.fox@nasa.gov / alana.r.johnson@nasa.gov 2026-045</w:t>
-      </w:r>
-    </w:p>
-    <w:p>
-      <w:pPr>
-        <w:pBdr>
-          <w:bottom w:val="single" w:sz="6" w:space="6" w:color="A6A6A6"/>
-        </w:pBdr>
-      </w:pPr>
-    </w:p>
-    <w:p/>
-    <w:p>
-      <w:pPr>
-        <w:spacing w:after="60"/>
-      </w:pPr>
-      <w:r>
-        <w:rPr>
-          <w:rFonts w:ascii="Times New Roman" w:hAnsi="Times New Roman"/>
-          <w:b/>
-          <w:sz w:val="26"/>
-        </w:rPr>
-        <w:t>15. 'Full steam ahead': NASA ramps up prep for Artemis III astronaut launch in 2027</w:t>
-      </w:r>
-    </w:p>
-    <w:p>
-      <w:pPr>
-        <w:spacing w:after="80"/>
-        <w:jc w:val="left"/>
-      </w:pPr>
-      <w:hyperlink r:id="rId33">
+      <w:hyperlink r:id="rId26">
         <w:r>
           <w:rPr>
             <w:color w:val="0000FF"/>
@@ -1258,7 +847,7 @@
         <w:drawing>
           <wp:inline xmlns:a="http://schemas.openxmlformats.org/drawingml/2006/main" xmlns:pic="http://schemas.openxmlformats.org/drawingml/2006/picture">
             <wp:extent cx="4389120" cy="2468880"/>
-            <wp:docPr id="12" name="Picture 12"/>
+            <wp:docPr id="8" name="Picture 8"/>
             <wp:cNvGraphicFramePr>
               <a:graphicFrameLocks noChangeAspect="1"/>
             </wp:cNvGraphicFramePr>
@@ -1270,7 +859,7 @@
                     <pic:cNvPicPr/>
                   </pic:nvPicPr>
                   <pic:blipFill>
-                    <a:blip r:embed="rId34"/>
+                    <a:blip r:embed="rId27"/>
                     <a:stretch>
                       <a:fillRect/>
                     </a:stretch>
